--- a/lessons/6-13/homework.docx
+++ b/lessons/6-13/homework.docx
@@ -24,7 +24,7 @@
           <w:i/>
           <w:iCs/>
         </w:rPr>
-        <w:t xml:space="preserve">Lesson 1-1  •  Standard 6.NOS.4</w:t>
+        <w:t xml:space="preserve">Lesson 6-13  •  Standard 6.NOS.4</w:t>
       </w:r>
     </w:p>
     <w:p>
@@ -161,10 +161,10 @@
           <w:b/>
           <w:bCs/>
         </w:rPr>
-        <w:t xml:space="preserve">Prime number (Número primo)</w:t>
-      </w:r>
-      <w:r>
-        <w:t xml:space="preserve"> — A number bigger than 1 that you can only divide by 1 and itself.</w:t>
+        <w:t xml:space="preserve">Prime Factorization (Factorización prima)</w:t>
+      </w:r>
+      <w:r>
+        <w:t xml:space="preserve"> — Writing a whole number as a product of only prime numbers.</w:t>
       </w:r>
     </w:p>
     <w:p>
@@ -224,10 +224,10 @@
           <w:b/>
           <w:bCs/>
         </w:rPr>
-        <w:t xml:space="preserve">Composite number (Número compuesto)</w:t>
-      </w:r>
-      <w:r>
-        <w:t xml:space="preserve"> — A number bigger than 1 that you can divide by more than just 1 and itself.</w:t>
+        <w:t xml:space="preserve">Prime number (Número primo)</w:t>
+      </w:r>
+      <w:r>
+        <w:t xml:space="preserve"> — A number bigger than 1 that you can only divide by 1 and itself.</w:t>
       </w:r>
     </w:p>
     <w:p>
@@ -287,10 +287,10 @@
           <w:b/>
           <w:bCs/>
         </w:rPr>
-        <w:t xml:space="preserve">Prime factorization (Factorización prima)</w:t>
-      </w:r>
-      <w:r>
-        <w:t xml:space="preserve"> — Writing a number as prime numbers multiplied together.</w:t>
+        <w:t xml:space="preserve">Composite number (Número compuesto)</w:t>
+      </w:r>
+      <w:r>
+        <w:t xml:space="preserve"> — A number bigger than 1 that you can divide by more than just 1 and itself.</w:t>
       </w:r>
     </w:p>
     <w:p>
@@ -353,7 +353,7 @@
         <w:t xml:space="preserve">Factor (Factor)</w:t>
       </w:r>
       <w:r>
-        <w:t xml:space="preserve"> — A number that divides evenly into another number, with no remainder.</w:t>
+        <w:t xml:space="preserve"> — A factor of a whole number divides it evenly, with no remainder. For example, 3 is a factor of 12 because 12 ÷ 3 = 4.</w:t>
       </w:r>
     </w:p>
     <w:p>
@@ -381,7 +381,7 @@
                     </pic:cNvPicPr>
                   </pic:nvPicPr>
                   <pic:blipFill>
-                    <a:blip r:embed="rId9" cstate="none"/>
+                    <a:blip r:embed="rId7" cstate="none"/>
                     <a:srcRect/>
                     <a:stretch>
                       <a:fillRect/>
@@ -1249,7 +1249,7 @@
           <w:b/>
           <w:bCs/>
         </w:rPr>
-        <w:t xml:space="preserve">7. onLevel — Spot the Common Mistake</w:t>
+        <w:t xml:space="preserve">7. Spot the Common Mistake</w:t>
       </w:r>
     </w:p>
     <w:p>
@@ -1849,7 +1849,7 @@
           <w:b/>
           <w:bCs/>
         </w:rPr>
-        <w:t xml:space="preserve">7. onLevel — Spot the Common Mistake</w:t>
+        <w:t xml:space="preserve">7. Spot the Common Mistake</w:t>
       </w:r>
     </w:p>
     <w:p>
@@ -1866,6 +1866,14 @@
       </w:pPr>
       <w:r>
         <w:t xml:space="preserve">     Correct work: 45 = 5 × 3 × 3 has one 5 and two 3's — not two 5's. The exponent on a prime factor shows how many times that factor appears, so the correct form is 45 = 3² × 5 (the 5 has no exponent shown because it appears only once).</w:t>
+      </w:r>
+    </w:p>
+    <w:p>
+      <w:pPr>
+        <w:spacing w:after="80" w:before="0"/>
+      </w:pPr>
+      <w:r>
+        <w:t xml:space="preserve">     Watch for: An exponent records how many times a prime appears, and the last step gave the 5 an exponent of 2 even though 45 = 3 × 3 × 5 contains only one 5. Two 3s and one 5 means the correct form is 45 = 3² × 5.</w:t>
       </w:r>
     </w:p>
     <w:p>
